--- a/docs/emails pruebas trabaflow.docx
+++ b/docs/emails pruebas trabaflow.docx
@@ -101,7 +101,24 @@
           <w:szCs w:val="22"/>
           <w:shd w:fill="auto" w:val="clear"/>
         </w:rPr>
-        <w:t>facturacion@inmostay.com</w:t>
+        <w:t xml:space="preserve">facturacion@inmostay.com----- </w:t>
+      </w:r>
+      <w:r>
+        <w:rPr>
+          <w:rStyle w:val="Textooriginal"/>
+          <w:rFonts w:ascii="Arial" w:hAnsi="Arial"/>
+          <w:b w:val="false"/>
+          <w:bCs w:val="false"/>
+          <w:i w:val="false"/>
+          <w:caps w:val="false"/>
+          <w:smallCaps w:val="false"/>
+          <w:color w:val="000000"/>
+          <w:spacing w:val="0"/>
+          <w:sz w:val="22"/>
+          <w:szCs w:val="22"/>
+          <w:shd w:fill="auto" w:val="clear"/>
+        </w:rPr>
+        <w:t>andres pastrana pruebas</w:t>
       </w:r>
     </w:p>
     <w:p>
